--- a/gbakkk5951杂题集/皮皮虾，我们走！/皮皮虾，我们走！.docx
+++ b/gbakkk5951杂题集/皮皮虾，我们走！/皮皮虾，我们走！.docx
@@ -285,6 +285,7 @@
     </w:p>
     <w:p>
       <w:pPr>
+        <w:ind w:firstLine="420" w:firstLineChars="0"/>
         <w:jc w:val="both"/>
         <w:outlineLvl w:val="9"/>
         <w:rPr>
@@ -296,6 +297,8 @@
           <w:lang w:val="en-US" w:eastAsia="zh-CN"/>
         </w:rPr>
       </w:pPr>
+      <w:bookmarkStart w:id="4" w:name="_GoBack"/>
+      <w:bookmarkEnd w:id="4"/>
       <w:r>
         <w:rPr>
           <w:rFonts w:hint="eastAsia"/>
@@ -348,6 +351,7 @@
     </w:p>
     <w:p>
       <w:pPr>
+        <w:ind w:firstLine="420" w:firstLineChars="0"/>
         <w:jc w:val="both"/>
         <w:rPr>
           <w:rFonts w:hint="eastAsia"/>
@@ -544,8 +548,6 @@
           <w:lang w:val="en-US" w:eastAsia="zh-CN"/>
         </w:rPr>
       </w:pPr>
-      <w:bookmarkStart w:id="4" w:name="_GoBack"/>
-      <w:bookmarkEnd w:id="4"/>
     </w:p>
     <w:sectPr>
       <w:pgSz w:w="11906" w:h="16838"/>
@@ -569,7 +571,7 @@
   <w:latentStyles w:count="260" w:defQFormat="0" w:defUnhideWhenUsed="1" w:defSemiHidden="1" w:defUIPriority="99" w:defLockedState="0">
     <w:lsdException w:qFormat="1" w:unhideWhenUsed="0" w:uiPriority="0" w:semiHidden="0" w:name="Normal"/>
     <w:lsdException w:qFormat="1" w:unhideWhenUsed="0" w:uiPriority="0" w:semiHidden="0" w:name="heading 1"/>
-    <w:lsdException w:qFormat="1" w:uiPriority="0" w:name="heading 2"/>
+    <w:lsdException w:qFormat="1" w:uiPriority="0" w:semiHidden="0" w:name="heading 2"/>
     <w:lsdException w:qFormat="1" w:uiPriority="0" w:name="heading 3"/>
     <w:lsdException w:qFormat="1" w:uiPriority="0" w:name="heading 4"/>
     <w:lsdException w:qFormat="1" w:uiPriority="0" w:name="heading 5"/>
@@ -632,7 +634,7 @@
     <w:lsdException w:qFormat="1" w:unhideWhenUsed="0" w:uiPriority="0" w:semiHidden="0" w:name="Title"/>
     <w:lsdException w:unhideWhenUsed="0" w:uiPriority="0" w:semiHidden="0" w:name="Closing"/>
     <w:lsdException w:unhideWhenUsed="0" w:uiPriority="0" w:semiHidden="0" w:name="Signature"/>
-    <w:lsdException w:unhideWhenUsed="0" w:uiPriority="0" w:name="Default Paragraph Font"/>
+    <w:lsdException w:qFormat="1" w:unhideWhenUsed="0" w:uiPriority="0" w:name="Default Paragraph Font"/>
     <w:lsdException w:unhideWhenUsed="0" w:uiPriority="0" w:semiHidden="0" w:name="Body Text"/>
     <w:lsdException w:unhideWhenUsed="0" w:uiPriority="0" w:semiHidden="0" w:name="Body Text Indent"/>
     <w:lsdException w:unhideWhenUsed="0" w:uiPriority="0" w:semiHidden="0" w:name="List Continue"/>
@@ -659,7 +661,7 @@
     <w:lsdException w:unhideWhenUsed="0" w:uiPriority="0" w:semiHidden="0" w:name="Document Map"/>
     <w:lsdException w:unhideWhenUsed="0" w:uiPriority="0" w:semiHidden="0" w:name="Plain Text"/>
     <w:lsdException w:unhideWhenUsed="0" w:uiPriority="0" w:semiHidden="0" w:name="E-mail Signature"/>
-    <w:lsdException w:unhideWhenUsed="0" w:uiPriority="0" w:semiHidden="0" w:name="Normal (Web)"/>
+    <w:lsdException w:qFormat="1" w:unhideWhenUsed="0" w:uiPriority="0" w:semiHidden="0" w:name="Normal (Web)"/>
     <w:lsdException w:unhideWhenUsed="0" w:uiPriority="0" w:semiHidden="0" w:name="HTML Acronym"/>
     <w:lsdException w:unhideWhenUsed="0" w:uiPriority="0" w:semiHidden="0" w:name="HTML Address"/>
     <w:lsdException w:unhideWhenUsed="0" w:uiPriority="0" w:semiHidden="0" w:name="HTML Cite"/>
@@ -670,7 +672,7 @@
     <w:lsdException w:unhideWhenUsed="0" w:uiPriority="0" w:semiHidden="0" w:name="HTML Sample"/>
     <w:lsdException w:unhideWhenUsed="0" w:uiPriority="0" w:semiHidden="0" w:name="HTML Typewriter"/>
     <w:lsdException w:unhideWhenUsed="0" w:uiPriority="0" w:semiHidden="0" w:name="HTML Variable"/>
-    <w:lsdException w:unhideWhenUsed="0" w:uiPriority="0" w:name="Normal Table"/>
+    <w:lsdException w:qFormat="1" w:unhideWhenUsed="0" w:uiPriority="0" w:name="Normal Table"/>
     <w:lsdException w:unhideWhenUsed="0" w:uiPriority="0" w:semiHidden="0" w:name="annotation subject"/>
     <w:lsdException w:unhideWhenUsed="0" w:uiPriority="0" w:semiHidden="0" w:name="Table Simple 1"/>
     <w:lsdException w:unhideWhenUsed="0" w:uiPriority="0" w:semiHidden="0" w:name="Table Simple 2"/>
@@ -852,14 +854,16 @@
       <w:lang w:val="en-US" w:eastAsia="zh-CN" w:bidi="ar"/>
     </w:rPr>
   </w:style>
-  <w:style w:type="character" w:default="1" w:styleId="4">
+  <w:style w:type="character" w:default="1" w:styleId="5">
     <w:name w:val="Default Paragraph Font"/>
     <w:semiHidden/>
+    <w:qFormat/>
     <w:uiPriority w:val="0"/>
   </w:style>
-  <w:style w:type="table" w:default="1" w:styleId="5">
+  <w:style w:type="table" w:default="1" w:styleId="4">
     <w:name w:val="Normal Table"/>
     <w:semiHidden/>
+    <w:qFormat/>
     <w:uiPriority w:val="0"/>
     <w:tblPr>
       <w:tblLayout w:type="fixed"/>
@@ -874,6 +878,7 @@
   <w:style w:type="paragraph" w:styleId="3">
     <w:name w:val="Normal (Web)"/>
     <w:basedOn w:val="1"/>
+    <w:qFormat/>
     <w:uiPriority w:val="0"/>
     <w:pPr>
       <w:spacing w:before="0" w:beforeAutospacing="1" w:after="0" w:afterAutospacing="1"/>
